--- a/documentation.docx
+++ b/documentation.docx
@@ -100,7 +100,6 @@
       <w:r>
         <w:t xml:space="preserve">e </w:t>
       </w:r>
-      <w:proofErr w:type="gramStart"/>
       <w:r>
         <w:t>serve</w:t>
       </w:r>
@@ -108,11 +107,7 @@
         <w:t xml:space="preserve">s </w:t>
       </w:r>
       <w:r>
-        <w:t xml:space="preserve"> as</w:t>
-      </w:r>
-      <w:proofErr w:type="gramEnd"/>
-      <w:r>
-        <w:t xml:space="preserve"> a comprehensive digital brochure that communicates the company's expertise in fencing, borehole drilling, machinery rental, and site analysis services.</w:t>
+        <w:t xml:space="preserve"> as a comprehensive digital brochure that communicates the company's expertise in fencing, borehole drilling, machinery rental, and site analysis services.</w:t>
       </w:r>
     </w:p>
     <w:p>
@@ -685,16 +680,11 @@
       <w:r>
         <w:t xml:space="preserve"> </w:t>
       </w:r>
-      <w:proofErr w:type="gramStart"/>
       <w:r>
         <w:t>(</w:t>
       </w:r>
       <w:r>
-        <w:t xml:space="preserve"> services</w:t>
-      </w:r>
-      <w:proofErr w:type="gramEnd"/>
-      <w:r>
-        <w:t xml:space="preserve"> overview, statistics, testimonials</w:t>
+        <w:t xml:space="preserve"> services overview, statistics, testimonials</w:t>
       </w:r>
       <w:r>
         <w:t>)</w:t>
@@ -715,11 +705,7 @@
         <w:t>(</w:t>
       </w:r>
       <w:r>
-        <w:t xml:space="preserve">Detailed service descriptions with images and </w:t>
-      </w:r>
-      <w:proofErr w:type="gramStart"/>
-      <w:r>
-        <w:t>features</w:t>
+        <w:t>Detailed service descriptions with images and features</w:t>
       </w:r>
       <w:r>
         <w:t xml:space="preserve"> </w:t>
@@ -727,7 +713,6 @@
       <w:r>
         <w:t>)</w:t>
       </w:r>
-      <w:proofErr w:type="gramEnd"/>
     </w:p>
     <w:p>
       <w:pPr>
@@ -1017,13 +1002,8 @@
       <w:r>
         <w:t xml:space="preserve"> </w:t>
       </w:r>
-      <w:proofErr w:type="gramStart"/>
-      <w:r>
-        <w:t>Company  details</w:t>
-      </w:r>
-      <w:proofErr w:type="gramEnd"/>
-      <w:r>
-        <w:t xml:space="preserve"> and website introduction </w:t>
+      <w:r>
+        <w:t xml:space="preserve">Company  details and website introduction </w:t>
       </w:r>
       <w:r>
         <w:t>of what the website provides.</w:t>
@@ -1221,18 +1201,10 @@
         <w:t>Boot</w:t>
       </w:r>
       <w:r>
-        <w:t>strap 5.3</w:t>
-      </w:r>
-      <w:proofErr w:type="gramStart"/>
-      <w:r>
-        <w:t xml:space="preserve">- </w:t>
-      </w:r>
-      <w:r>
-        <w:t xml:space="preserve"> Frontend</w:t>
-      </w:r>
-      <w:proofErr w:type="gramEnd"/>
-      <w:r>
-        <w:t xml:space="preserve"> framework</w:t>
+        <w:t xml:space="preserve">strap 5.3- </w:t>
+      </w:r>
+      <w:r>
+        <w:t xml:space="preserve"> Frontend framework</w:t>
       </w:r>
       <w:r>
         <w:t xml:space="preserve"> for responsive grid layout</w:t>
@@ -1394,16 +1366,11 @@
         <w:t>W3Schools</w:t>
       </w:r>
       <w:r>
-        <w:t xml:space="preserve"> for javaScript </w:t>
-      </w:r>
-      <w:proofErr w:type="gramStart"/>
-      <w:r>
-        <w:t>tutorial</w:t>
+        <w:t xml:space="preserve"> for javaScript tutorial</w:t>
       </w:r>
       <w:r>
         <w:t xml:space="preserve"> :</w:t>
       </w:r>
-      <w:proofErr w:type="gramEnd"/>
       <w:r>
         <w:t xml:space="preserve"> </w:t>
       </w:r>
@@ -1467,13 +1434,8 @@
         <w:t xml:space="preserve">initiative. Web </w:t>
       </w:r>
       <w:r>
-        <w:t xml:space="preserve">Accessibility </w:t>
-      </w:r>
-      <w:proofErr w:type="gramStart"/>
-      <w:r>
-        <w:t>Tutorials :</w:t>
-      </w:r>
-      <w:proofErr w:type="gramEnd"/>
+        <w:t>Accessibility Tutorials :</w:t>
+      </w:r>
       <w:r>
         <w:t xml:space="preserve"> </w:t>
       </w:r>
@@ -1499,11 +1461,9 @@
       <w:r>
         <w:t xml:space="preserve">Bootstrap documentation. Get started With Bootstrap </w:t>
       </w:r>
-      <w:proofErr w:type="gramStart"/>
       <w:r>
         <w:t>5.3 :</w:t>
       </w:r>
-      <w:proofErr w:type="gramEnd"/>
       <w:r>
         <w:t xml:space="preserve"> </w:t>
       </w:r>
@@ -1517,8 +1477,992 @@
     <w:p/>
     <w:p/>
     <w:p/>
+    <w:p>
+      <w:pPr>
+        <w:rPr>
+          <w:b/>
+          <w:bCs/>
+        </w:rPr>
+      </w:pPr>
+      <w:r>
+        <w:rPr>
+          <w:b/>
+          <w:bCs/>
+        </w:rPr>
+        <w:lastRenderedPageBreak/>
+        <w:t>QUALITY ASSURANCE</w:t>
+      </w:r>
+    </w:p>
+    <w:p>
+      <w:r>
+        <w:t xml:space="preserve"> This </w:t>
+      </w:r>
+      <w:r>
+        <w:t xml:space="preserve">where </w:t>
+      </w:r>
+      <w:proofErr w:type="spellStart"/>
+      <w:r>
+        <w:t>i</w:t>
+      </w:r>
+      <w:proofErr w:type="spellEnd"/>
+      <w:r>
+        <w:t xml:space="preserve"> will show the </w:t>
+      </w:r>
+      <w:r>
+        <w:t xml:space="preserve">results of the testing conducted on </w:t>
+      </w:r>
+      <w:proofErr w:type="spellStart"/>
+      <w:r>
+        <w:t>Slangfield</w:t>
+      </w:r>
+      <w:proofErr w:type="spellEnd"/>
+      <w:r>
+        <w:t xml:space="preserve"> Landscape Serv</w:t>
+      </w:r>
+      <w:r>
+        <w:t>ices website. The test</w:t>
+      </w:r>
+      <w:r>
+        <w:t>ing was conducted to make sure the site</w:t>
+      </w:r>
+      <w:r>
+        <w:t xml:space="preserve"> supports different brow</w:t>
+      </w:r>
+      <w:r>
+        <w:t>sers and is responsive on mobile devices</w:t>
+      </w:r>
+      <w:r>
+        <w:t>.</w:t>
+      </w:r>
+    </w:p>
+    <w:p/>
+    <w:p>
+      <w:pPr>
+        <w:rPr>
+          <w:b/>
+          <w:bCs/>
+        </w:rPr>
+      </w:pPr>
+      <w:r>
+        <w:rPr>
+          <w:b/>
+          <w:bCs/>
+        </w:rPr>
+        <w:t>Testing Overview</w:t>
+      </w:r>
+    </w:p>
+    <w:p>
+      <w:r>
+        <w:t>This are</w:t>
+      </w:r>
+      <w:r>
+        <w:t xml:space="preserve"> the categories of testing done:</w:t>
+      </w:r>
+    </w:p>
+    <w:p>
+      <w:pPr>
+        <w:pStyle w:val="ListParagraph"/>
+        <w:numPr>
+          <w:ilvl w:val="0"/>
+          <w:numId w:val="7"/>
+        </w:numPr>
+      </w:pPr>
+      <w:r>
+        <w:t>Browser Compati</w:t>
+      </w:r>
+      <w:r>
+        <w:t>bility-</w:t>
+      </w:r>
+      <w:r>
+        <w:t xml:space="preserve"> </w:t>
+      </w:r>
+      <w:r>
+        <w:t xml:space="preserve">to make sure the site is supported and works well with </w:t>
+      </w:r>
+      <w:r>
+        <w:t>different browsers.</w:t>
+      </w:r>
+    </w:p>
+    <w:p>
+      <w:pPr>
+        <w:pStyle w:val="ListParagraph"/>
+        <w:numPr>
+          <w:ilvl w:val="0"/>
+          <w:numId w:val="7"/>
+        </w:numPr>
+      </w:pPr>
+      <w:r>
+        <w:t xml:space="preserve">Mobile Device </w:t>
+      </w:r>
+      <w:r>
+        <w:t xml:space="preserve">– test if the site is responsive on </w:t>
+      </w:r>
+      <w:r>
+        <w:t>different phones and screen sizes of different operating systems.</w:t>
+      </w:r>
+    </w:p>
+    <w:p>
+      <w:pPr>
+        <w:pStyle w:val="ListParagraph"/>
+        <w:numPr>
+          <w:ilvl w:val="0"/>
+          <w:numId w:val="7"/>
+        </w:numPr>
+      </w:pPr>
+      <w:r>
+        <w:t>Functionality-</w:t>
+      </w:r>
+      <w:r>
+        <w:t xml:space="preserve"> check the con</w:t>
+      </w:r>
+      <w:r>
+        <w:t xml:space="preserve">tact form, navigation links </w:t>
+      </w:r>
+      <w:r>
+        <w:t>if they work</w:t>
+      </w:r>
+    </w:p>
+    <w:p>
+      <w:pPr>
+        <w:pStyle w:val="ListParagraph"/>
+      </w:pPr>
+    </w:p>
+    <w:p>
+      <w:pPr>
+        <w:pStyle w:val="ListParagraph"/>
+      </w:pPr>
+    </w:p>
+    <w:p>
+      <w:pPr>
+        <w:pStyle w:val="ListParagraph"/>
+      </w:pPr>
+    </w:p>
+    <w:p>
+      <w:pPr>
+        <w:rPr>
+          <w:b/>
+          <w:bCs/>
+        </w:rPr>
+      </w:pPr>
+      <w:r>
+        <w:rPr>
+          <w:b/>
+          <w:bCs/>
+        </w:rPr>
+        <w:t>B</w:t>
+      </w:r>
+      <w:r>
+        <w:rPr>
+          <w:b/>
+          <w:bCs/>
+        </w:rPr>
+        <w:t>rowser Compatibility Tests</w:t>
+      </w:r>
+    </w:p>
+    <w:tbl>
+      <w:tblPr>
+        <w:tblStyle w:val="TableGrid"/>
+        <w:tblW w:w="0" w:type="auto"/>
+        <w:tblLook w:val="04A0" w:firstRow="1" w:lastRow="0" w:firstColumn="1" w:lastColumn="0" w:noHBand="0" w:noVBand="1"/>
+      </w:tblPr>
+      <w:tblGrid>
+        <w:gridCol w:w="3005"/>
+        <w:gridCol w:w="3005"/>
+        <w:gridCol w:w="3006"/>
+      </w:tblGrid>
+      <w:tr>
+        <w:tc>
+          <w:tcPr>
+            <w:tcW w:w="3005" w:type="dxa"/>
+          </w:tcPr>
+          <w:p>
+            <w:r>
+              <w:t>Browser</w:t>
+            </w:r>
+          </w:p>
+        </w:tc>
+        <w:tc>
+          <w:tcPr>
+            <w:tcW w:w="3005" w:type="dxa"/>
+          </w:tcPr>
+          <w:p>
+            <w:r>
+              <w:t xml:space="preserve">Description </w:t>
+            </w:r>
+          </w:p>
+        </w:tc>
+        <w:tc>
+          <w:tcPr>
+            <w:tcW w:w="3006" w:type="dxa"/>
+          </w:tcPr>
+          <w:p>
+            <w:r>
+              <w:t>Result</w:t>
+            </w:r>
+          </w:p>
+          <w:p/>
+        </w:tc>
+      </w:tr>
+      <w:tr>
+        <w:tc>
+          <w:tcPr>
+            <w:tcW w:w="3005" w:type="dxa"/>
+          </w:tcPr>
+          <w:p>
+            <w:r>
+              <w:t>Google chrome</w:t>
+            </w:r>
+          </w:p>
+        </w:tc>
+        <w:tc>
+          <w:tcPr>
+            <w:tcW w:w="3005" w:type="dxa"/>
+          </w:tcPr>
+          <w:p>
+            <w:r>
+              <w:t xml:space="preserve">All pages load up fine and the navigation links are perfectly </w:t>
+            </w:r>
+            <w:r>
+              <w:t xml:space="preserve">functioning </w:t>
+            </w:r>
+          </w:p>
+        </w:tc>
+        <w:tc>
+          <w:tcPr>
+            <w:tcW w:w="3006" w:type="dxa"/>
+          </w:tcPr>
+          <w:p>
+            <w:r>
+              <w:t>Pass</w:t>
+            </w:r>
+          </w:p>
+          <w:p/>
+        </w:tc>
+      </w:tr>
+      <w:tr>
+        <w:tc>
+          <w:tcPr>
+            <w:tcW w:w="3005" w:type="dxa"/>
+          </w:tcPr>
+          <w:p>
+            <w:r>
+              <w:t>Microsoft Edge</w:t>
+            </w:r>
+          </w:p>
+        </w:tc>
+        <w:tc>
+          <w:tcPr>
+            <w:tcW w:w="3005" w:type="dxa"/>
+          </w:tcPr>
+          <w:p>
+            <w:r>
+              <w:t xml:space="preserve">Just like chrome the pages </w:t>
+            </w:r>
+            <w:r>
+              <w:t>fully render.</w:t>
+            </w:r>
+          </w:p>
+        </w:tc>
+        <w:tc>
+          <w:tcPr>
+            <w:tcW w:w="3006" w:type="dxa"/>
+          </w:tcPr>
+          <w:p>
+            <w:r>
+              <w:t>Pass</w:t>
+            </w:r>
+          </w:p>
+          <w:p/>
+        </w:tc>
+      </w:tr>
+      <w:tr>
+        <w:tc>
+          <w:tcPr>
+            <w:tcW w:w="3005" w:type="dxa"/>
+          </w:tcPr>
+          <w:p>
+            <w:r>
+              <w:t>Opera Gx</w:t>
+            </w:r>
+          </w:p>
+        </w:tc>
+        <w:tc>
+          <w:tcPr>
+            <w:tcW w:w="3005" w:type="dxa"/>
+          </w:tcPr>
+          <w:p>
+            <w:r>
+              <w:t xml:space="preserve">There is a </w:t>
+            </w:r>
+            <w:r>
+              <w:t xml:space="preserve">bit of a flex-gap </w:t>
+            </w:r>
+            <w:r>
+              <w:t>but its hard to identify so all is good.</w:t>
+            </w:r>
+          </w:p>
+        </w:tc>
+        <w:tc>
+          <w:tcPr>
+            <w:tcW w:w="3006" w:type="dxa"/>
+          </w:tcPr>
+          <w:p>
+            <w:r>
+              <w:t>pass</w:t>
+            </w:r>
+          </w:p>
+        </w:tc>
+      </w:tr>
+    </w:tbl>
+    <w:p/>
+    <w:p>
+      <w:r>
+        <w:t>Screenshots</w:t>
+      </w:r>
+    </w:p>
+    <w:p>
+      <w:r>
+        <w:drawing>
+          <wp:inline distT="0" distB="0" distL="0" distR="0" wp14:anchorId="24C6E644" wp14:editId="4BCF9CB7">
+            <wp:extent cx="2948940" cy="1658738"/>
+            <wp:effectExtent l="0" t="0" r="3810" b="0"/>
+            <wp:docPr id="1129825103" name="Picture 1"/>
+            <wp:cNvGraphicFramePr>
+              <a:graphicFrameLocks xmlns:a="http://schemas.openxmlformats.org/drawingml/2006/main" noChangeAspect="1"/>
+            </wp:cNvGraphicFramePr>
+            <a:graphic xmlns:a="http://schemas.openxmlformats.org/drawingml/2006/main">
+              <a:graphicData uri="http://schemas.openxmlformats.org/drawingml/2006/picture">
+                <pic:pic xmlns:pic="http://schemas.openxmlformats.org/drawingml/2006/picture">
+                  <pic:nvPicPr>
+                    <pic:cNvPr id="1129825103" name=""/>
+                    <pic:cNvPicPr/>
+                  </pic:nvPicPr>
+                  <pic:blipFill>
+                    <a:blip r:embed="rId10"/>
+                    <a:stretch>
+                      <a:fillRect/>
+                    </a:stretch>
+                  </pic:blipFill>
+                  <pic:spPr>
+                    <a:xfrm>
+                      <a:off x="0" y="0"/>
+                      <a:ext cx="2952425" cy="1660698"/>
+                    </a:xfrm>
+                    <a:prstGeom prst="rect">
+                      <a:avLst/>
+                    </a:prstGeom>
+                  </pic:spPr>
+                </pic:pic>
+              </a:graphicData>
+            </a:graphic>
+          </wp:inline>
+        </w:drawing>
+      </w:r>
+      <w:r>
+        <w:drawing>
+          <wp:inline distT="0" distB="0" distL="0" distR="0" wp14:anchorId="0C01B258" wp14:editId="29FFBEF2">
+            <wp:extent cx="2578100" cy="1708785"/>
+            <wp:effectExtent l="0" t="0" r="0" b="5715"/>
+            <wp:docPr id="940531683" name="Picture 1"/>
+            <wp:cNvGraphicFramePr>
+              <a:graphicFrameLocks xmlns:a="http://schemas.openxmlformats.org/drawingml/2006/main" noChangeAspect="1"/>
+            </wp:cNvGraphicFramePr>
+            <a:graphic xmlns:a="http://schemas.openxmlformats.org/drawingml/2006/main">
+              <a:graphicData uri="http://schemas.openxmlformats.org/drawingml/2006/picture">
+                <pic:pic xmlns:pic="http://schemas.openxmlformats.org/drawingml/2006/picture">
+                  <pic:nvPicPr>
+                    <pic:cNvPr id="940531683" name=""/>
+                    <pic:cNvPicPr/>
+                  </pic:nvPicPr>
+                  <pic:blipFill>
+                    <a:blip r:embed="rId11"/>
+                    <a:stretch>
+                      <a:fillRect/>
+                    </a:stretch>
+                  </pic:blipFill>
+                  <pic:spPr>
+                    <a:xfrm>
+                      <a:off x="0" y="0"/>
+                      <a:ext cx="2583780" cy="1712550"/>
+                    </a:xfrm>
+                    <a:prstGeom prst="rect">
+                      <a:avLst/>
+                    </a:prstGeom>
+                  </pic:spPr>
+                </pic:pic>
+              </a:graphicData>
+            </a:graphic>
+          </wp:inline>
+        </w:drawing>
+      </w:r>
+    </w:p>
+    <w:p/>
+    <w:p>
+      <w:pPr>
+        <w:rPr>
+          <w:b/>
+          <w:bCs/>
+        </w:rPr>
+      </w:pPr>
+      <w:r>
+        <w:rPr>
+          <w:b/>
+          <w:bCs/>
+        </w:rPr>
+        <w:lastRenderedPageBreak/>
+        <w:t>Mobile De</w:t>
+      </w:r>
+      <w:r>
+        <w:rPr>
+          <w:b/>
+          <w:bCs/>
+        </w:rPr>
+        <w:t>vice test</w:t>
+      </w:r>
+    </w:p>
+    <w:p>
+      <w:pPr>
+        <w:rPr>
+          <w:b/>
+          <w:bCs/>
+        </w:rPr>
+      </w:pPr>
+    </w:p>
+    <w:tbl>
+      <w:tblPr>
+        <w:tblStyle w:val="TableGrid"/>
+        <w:tblW w:w="0" w:type="auto"/>
+        <w:tblLook w:val="04A0" w:firstRow="1" w:lastRow="0" w:firstColumn="1" w:lastColumn="0" w:noHBand="0" w:noVBand="1"/>
+      </w:tblPr>
+      <w:tblGrid>
+        <w:gridCol w:w="3005"/>
+        <w:gridCol w:w="3005"/>
+        <w:gridCol w:w="3006"/>
+      </w:tblGrid>
+      <w:tr>
+        <w:tc>
+          <w:tcPr>
+            <w:tcW w:w="3005" w:type="dxa"/>
+          </w:tcPr>
+          <w:p>
+            <w:r>
+              <w:t>Device</w:t>
+            </w:r>
+          </w:p>
+        </w:tc>
+        <w:tc>
+          <w:tcPr>
+            <w:tcW w:w="3005" w:type="dxa"/>
+          </w:tcPr>
+          <w:p>
+            <w:r>
+              <w:t>Observation</w:t>
+            </w:r>
+          </w:p>
+        </w:tc>
+        <w:tc>
+          <w:tcPr>
+            <w:tcW w:w="3006" w:type="dxa"/>
+          </w:tcPr>
+          <w:p>
+            <w:r>
+              <w:t>Resul</w:t>
+            </w:r>
+            <w:r>
+              <w:t>t</w:t>
+            </w:r>
+          </w:p>
+        </w:tc>
+      </w:tr>
+      <w:tr>
+        <w:tc>
+          <w:tcPr>
+            <w:tcW w:w="3005" w:type="dxa"/>
+          </w:tcPr>
+          <w:p>
+            <w:r>
+              <w:t>iPhone</w:t>
+            </w:r>
+            <w:r>
+              <w:t xml:space="preserve"> x</w:t>
+            </w:r>
+            <w:r>
+              <w:t xml:space="preserve"> </w:t>
+            </w:r>
+            <w:r>
+              <w:t>(ios1</w:t>
+            </w:r>
+            <w:r>
+              <w:t>4</w:t>
+            </w:r>
+            <w:r>
+              <w:t>)</w:t>
+            </w:r>
+          </w:p>
+        </w:tc>
+        <w:tc>
+          <w:tcPr>
+            <w:tcW w:w="3005" w:type="dxa"/>
+          </w:tcPr>
+          <w:p>
+            <w:r>
+              <w:t xml:space="preserve">Smooth scrolling pages load </w:t>
+            </w:r>
+            <w:r>
+              <w:t>perfectly, slight</w:t>
+            </w:r>
+            <w:r>
+              <w:t xml:space="preserve"> increase</w:t>
+            </w:r>
+            <w:r>
+              <w:t xml:space="preserve"> on margins</w:t>
+            </w:r>
+          </w:p>
+        </w:tc>
+        <w:tc>
+          <w:tcPr>
+            <w:tcW w:w="3006" w:type="dxa"/>
+          </w:tcPr>
+          <w:p>
+            <w:r>
+              <w:t>pass</w:t>
+            </w:r>
+          </w:p>
+        </w:tc>
+      </w:tr>
+      <w:tr>
+        <w:tc>
+          <w:tcPr>
+            <w:tcW w:w="3005" w:type="dxa"/>
+          </w:tcPr>
+          <w:p>
+            <w:r>
+              <w:t>Google pixel 1</w:t>
+            </w:r>
+          </w:p>
+        </w:tc>
+        <w:tc>
+          <w:tcPr>
+            <w:tcW w:w="3005" w:type="dxa"/>
+          </w:tcPr>
+          <w:p>
+            <w:r>
+              <w:t>Dropdown menu works fine all navigation link</w:t>
+            </w:r>
+            <w:r>
+              <w:t>s too</w:t>
+            </w:r>
+          </w:p>
+        </w:tc>
+        <w:tc>
+          <w:tcPr>
+            <w:tcW w:w="3006" w:type="dxa"/>
+          </w:tcPr>
+          <w:p>
+            <w:r>
+              <w:t xml:space="preserve"> pass</w:t>
+            </w:r>
+          </w:p>
+        </w:tc>
+      </w:tr>
+    </w:tbl>
+    <w:p>
+      <w:pPr>
+        <w:rPr>
+          <w:b/>
+          <w:bCs/>
+        </w:rPr>
+      </w:pPr>
+    </w:p>
+    <w:p/>
+    <w:p>
+      <w:r>
+        <w:t>Screenshots</w:t>
+      </w:r>
+    </w:p>
+    <w:p>
+      <w:r>
+        <w:t xml:space="preserve"> </w:t>
+      </w:r>
+      <w:r>
+        <w:rPr>
+          <w:noProof/>
+        </w:rPr>
+        <w:drawing>
+          <wp:inline distT="0" distB="0" distL="0" distR="0" wp14:anchorId="38E8A1E6" wp14:editId="01FBB37C">
+            <wp:extent cx="1562100" cy="3138632"/>
+            <wp:effectExtent l="0" t="0" r="0" b="5080"/>
+            <wp:docPr id="1134951378" name="Picture 1"/>
+            <wp:cNvGraphicFramePr>
+              <a:graphicFrameLocks xmlns:a="http://schemas.openxmlformats.org/drawingml/2006/main" noChangeAspect="1"/>
+            </wp:cNvGraphicFramePr>
+            <a:graphic xmlns:a="http://schemas.openxmlformats.org/drawingml/2006/main">
+              <a:graphicData uri="http://schemas.openxmlformats.org/drawingml/2006/picture">
+                <pic:pic xmlns:pic="http://schemas.openxmlformats.org/drawingml/2006/picture">
+                  <pic:nvPicPr>
+                    <pic:cNvPr id="1134951378" name=""/>
+                    <pic:cNvPicPr/>
+                  </pic:nvPicPr>
+                  <pic:blipFill>
+                    <a:blip r:embed="rId12"/>
+                    <a:stretch>
+                      <a:fillRect/>
+                    </a:stretch>
+                  </pic:blipFill>
+                  <pic:spPr>
+                    <a:xfrm>
+                      <a:off x="0" y="0"/>
+                      <a:ext cx="1597124" cy="3209004"/>
+                    </a:xfrm>
+                    <a:prstGeom prst="rect">
+                      <a:avLst/>
+                    </a:prstGeom>
+                  </pic:spPr>
+                </pic:pic>
+              </a:graphicData>
+            </a:graphic>
+          </wp:inline>
+        </w:drawing>
+      </w:r>
+      <w:r>
+        <w:rPr>
+          <w:noProof/>
+        </w:rPr>
+        <w:t xml:space="preserve">                     </w:t>
+      </w:r>
+      <w:r>
+        <w:rPr>
+          <w:noProof/>
+        </w:rPr>
+        <w:drawing>
+          <wp:inline distT="0" distB="0" distL="0" distR="0" wp14:anchorId="406C8283" wp14:editId="49FD0A93">
+            <wp:extent cx="1731099" cy="3206298"/>
+            <wp:effectExtent l="0" t="0" r="2540" b="0"/>
+            <wp:docPr id="244945532" name="Picture 1"/>
+            <wp:cNvGraphicFramePr>
+              <a:graphicFrameLocks xmlns:a="http://schemas.openxmlformats.org/drawingml/2006/main" noChangeAspect="1"/>
+            </wp:cNvGraphicFramePr>
+            <a:graphic xmlns:a="http://schemas.openxmlformats.org/drawingml/2006/main">
+              <a:graphicData uri="http://schemas.openxmlformats.org/drawingml/2006/picture">
+                <pic:pic xmlns:pic="http://schemas.openxmlformats.org/drawingml/2006/picture">
+                  <pic:nvPicPr>
+                    <pic:cNvPr id="244945532" name=""/>
+                    <pic:cNvPicPr/>
+                  </pic:nvPicPr>
+                  <pic:blipFill>
+                    <a:blip r:embed="rId13"/>
+                    <a:stretch>
+                      <a:fillRect/>
+                    </a:stretch>
+                  </pic:blipFill>
+                  <pic:spPr>
+                    <a:xfrm>
+                      <a:off x="0" y="0"/>
+                      <a:ext cx="1748020" cy="3237639"/>
+                    </a:xfrm>
+                    <a:prstGeom prst="rect">
+                      <a:avLst/>
+                    </a:prstGeom>
+                  </pic:spPr>
+                </pic:pic>
+              </a:graphicData>
+            </a:graphic>
+          </wp:inline>
+        </w:drawing>
+      </w:r>
+    </w:p>
+    <w:p>
+      <w:r>
+        <w:t xml:space="preserve"> </w:t>
+      </w:r>
+    </w:p>
+    <w:p>
+      <w:pPr>
+        <w:rPr>
+          <w:b/>
+          <w:bCs/>
+        </w:rPr>
+      </w:pPr>
+      <w:r>
+        <w:rPr>
+          <w:b/>
+          <w:bCs/>
+        </w:rPr>
+        <w:t>FUNCTIONAL TESTING</w:t>
+      </w:r>
+    </w:p>
+    <w:p>
+      <w:r>
+        <w:t xml:space="preserve">Check </w:t>
+      </w:r>
+      <w:r>
+        <w:t>were performed across different browsers to see if this function</w:t>
+      </w:r>
+      <w:r>
+        <w:t xml:space="preserve"> work.</w:t>
+      </w:r>
+    </w:p>
+    <w:p>
+      <w:pPr>
+        <w:pStyle w:val="ListParagraph"/>
+        <w:numPr>
+          <w:ilvl w:val="0"/>
+          <w:numId w:val="8"/>
+        </w:numPr>
+      </w:pPr>
+      <w:r>
+        <w:t>Contact form</w:t>
+      </w:r>
+      <w:r>
+        <w:t>,</w:t>
+      </w:r>
+      <w:r>
+        <w:t xml:space="preserve"> It required </w:t>
+      </w:r>
+      <w:r>
+        <w:t>field validation to stop submission of an empty form</w:t>
+      </w:r>
+      <w:r>
+        <w:t>.</w:t>
+      </w:r>
+    </w:p>
+    <w:p>
+      <w:pPr>
+        <w:pStyle w:val="ListParagraph"/>
+        <w:numPr>
+          <w:ilvl w:val="0"/>
+          <w:numId w:val="8"/>
+        </w:numPr>
+      </w:pPr>
+      <w:r>
+        <w:t>Navigation links</w:t>
+      </w:r>
+      <w:r>
+        <w:t xml:space="preserve"> </w:t>
+      </w:r>
+      <w:r>
+        <w:t>,</w:t>
+      </w:r>
+      <w:r>
+        <w:t>made sure that the links work and take the user to the right destination.</w:t>
+      </w:r>
+    </w:p>
+    <w:p>
+      <w:pPr>
+        <w:pStyle w:val="ListParagraph"/>
+        <w:numPr>
+          <w:ilvl w:val="0"/>
+          <w:numId w:val="8"/>
+        </w:numPr>
+      </w:pPr>
+      <w:r>
+        <w:t xml:space="preserve">Footer links, quick links in the footer section </w:t>
+      </w:r>
+      <w:r>
+        <w:t>all working correctly.</w:t>
+      </w:r>
+    </w:p>
+    <w:p>
+      <w:pPr>
+        <w:pStyle w:val="ListParagraph"/>
+        <w:numPr>
+          <w:ilvl w:val="0"/>
+          <w:numId w:val="8"/>
+        </w:numPr>
+      </w:pPr>
+      <w:r>
+        <w:t>Action Buttons, the</w:t>
+      </w:r>
+      <w:r>
+        <w:t xml:space="preserve"> send form and get quote buttons were test</w:t>
+      </w:r>
+      <w:r>
+        <w:t>ed</w:t>
+      </w:r>
+      <w:r>
+        <w:t>.</w:t>
+      </w:r>
+    </w:p>
     <w:p/>
     <w:p/>
+    <w:p>
+      <w:pPr>
+        <w:rPr>
+          <w:b/>
+          <w:bCs/>
+        </w:rPr>
+      </w:pPr>
+      <w:r>
+        <w:rPr>
+          <w:b/>
+          <w:bCs/>
+        </w:rPr>
+        <w:lastRenderedPageBreak/>
+        <w:t>PUBLISHING AND PROM</w:t>
+      </w:r>
+      <w:r>
+        <w:rPr>
+          <w:b/>
+          <w:bCs/>
+        </w:rPr>
+        <w:t>OTION</w:t>
+      </w:r>
+    </w:p>
+    <w:p>
+      <w:r>
+        <w:t>Hosting Platf</w:t>
+      </w:r>
+      <w:r>
+        <w:t>orm</w:t>
+      </w:r>
+    </w:p>
+    <w:p>
+      <w:proofErr w:type="spellStart"/>
+      <w:r>
+        <w:t>Slangfield</w:t>
+      </w:r>
+      <w:proofErr w:type="spellEnd"/>
+      <w:r>
+        <w:t xml:space="preserve"> Lands</w:t>
+      </w:r>
+      <w:r>
+        <w:t xml:space="preserve">cape </w:t>
+      </w:r>
+      <w:r>
+        <w:t>Services website</w:t>
+      </w:r>
+      <w:r>
+        <w:t xml:space="preserve"> is </w:t>
+      </w:r>
+      <w:r>
+        <w:t>hosted in</w:t>
+      </w:r>
+      <w:r>
+        <w:t xml:space="preserve"> Git</w:t>
+      </w:r>
+      <w:r>
+        <w:t>H</w:t>
+      </w:r>
+      <w:r>
+        <w:t>ub</w:t>
+      </w:r>
+      <w:r>
+        <w:t xml:space="preserve"> pages, which is a free</w:t>
+      </w:r>
+      <w:r>
+        <w:t xml:space="preserve"> site hosting service provided by GitHub</w:t>
+      </w:r>
+      <w:r>
+        <w:t>. The files of th</w:t>
+      </w:r>
+      <w:r>
+        <w:t>e pag</w:t>
+      </w:r>
+      <w:r>
+        <w:t xml:space="preserve">es </w:t>
+      </w:r>
+      <w:r>
+        <w:t xml:space="preserve">are directly </w:t>
+      </w:r>
+      <w:r>
+        <w:t xml:space="preserve">stored in </w:t>
+      </w:r>
+      <w:r>
+        <w:t>repository</w:t>
+      </w:r>
+      <w:r>
+        <w:t>.</w:t>
+      </w:r>
+    </w:p>
+    <w:p>
+      <w:pPr>
+        <w:numPr>
+          <w:ilvl w:val="0"/>
+          <w:numId w:val="9"/>
+        </w:numPr>
+      </w:pPr>
+      <w:proofErr w:type="spellStart"/>
+      <w:r>
+        <w:t>Rep</w:t>
+      </w:r>
+      <w:r>
+        <w:t>s</w:t>
+      </w:r>
+      <w:r>
+        <w:t>o</w:t>
+      </w:r>
+      <w:r>
+        <w:t>itory</w:t>
+      </w:r>
+      <w:proofErr w:type="spellEnd"/>
+      <w:r>
+        <w:t>: https://github.com/cse25-297/cse25-297</w:t>
+      </w:r>
+    </w:p>
+    <w:p>
+      <w:pPr>
+        <w:numPr>
+          <w:ilvl w:val="0"/>
+          <w:numId w:val="9"/>
+        </w:numPr>
+      </w:pPr>
+      <w:r>
+        <w:t>Live website URL: https://cse25-297.github.io/cse25-297/</w:t>
+      </w:r>
+    </w:p>
+    <w:p>
+      <w:pPr>
+        <w:numPr>
+          <w:ilvl w:val="0"/>
+          <w:numId w:val="9"/>
+        </w:numPr>
+      </w:pPr>
+      <w:r>
+        <w:t>Branch used for deployment: main</w:t>
+      </w:r>
+    </w:p>
+    <w:p>
+      <w:pPr>
+        <w:numPr>
+          <w:ilvl w:val="0"/>
+          <w:numId w:val="9"/>
+        </w:numPr>
+      </w:pPr>
+      <w:r>
+        <w:t>Hosting method: GitHub Pages – deployed from root of the main branch</w:t>
+      </w:r>
+    </w:p>
+    <w:p/>
+    <w:p/>
+    <w:p>
+      <w:r>
+        <w:t>Tools Used</w:t>
+      </w:r>
+    </w:p>
+    <w:p>
+      <w:r>
+        <w:t>Visual Studio Code: Primary code editor for writing HTML, CSS, and JavaScript files with syntax highlighting and live preview</w:t>
+      </w:r>
+      <w:r>
+        <w:t>.</w:t>
+      </w:r>
+    </w:p>
+    <w:p>
+      <w:r>
+        <w:t>GitHub/GitHub Pages: Version control and free web hosting for the live website deployment</w:t>
+      </w:r>
+      <w:r>
+        <w:t>.</w:t>
+      </w:r>
+    </w:p>
+    <w:p>
+      <w:r>
+        <w:t>Repository Initial</w:t>
+      </w:r>
+      <w:r>
+        <w:t>isation</w:t>
+      </w:r>
+    </w:p>
     <w:p/>
     <w:p/>
     <w:p/>
@@ -1649,6 +2593,119 @@
     </w:lvl>
   </w:abstractNum>
   <w:abstractNum w:abstractNumId="1" w15:restartNumberingAfterBreak="0">
+    <w:nsid w:val="3C74744E"/>
+    <w:multiLevelType w:val="hybridMultilevel"/>
+    <w:tmpl w:val="3A122A7E"/>
+    <w:lvl w:ilvl="0" w:tplc="20000001">
+      <w:start w:val="1"/>
+      <w:numFmt w:val="bullet"/>
+      <w:lvlText w:val=""/>
+      <w:lvlJc w:val="left"/>
+      <w:pPr>
+        <w:ind w:left="720" w:hanging="360"/>
+      </w:pPr>
+      <w:rPr>
+        <w:rFonts w:ascii="Symbol" w:hAnsi="Symbol" w:hint="default"/>
+      </w:rPr>
+    </w:lvl>
+    <w:lvl w:ilvl="1" w:tplc="20000003" w:tentative="1">
+      <w:start w:val="1"/>
+      <w:numFmt w:val="bullet"/>
+      <w:lvlText w:val="o"/>
+      <w:lvlJc w:val="left"/>
+      <w:pPr>
+        <w:ind w:left="1440" w:hanging="360"/>
+      </w:pPr>
+      <w:rPr>
+        <w:rFonts w:ascii="Courier New" w:hAnsi="Courier New" w:cs="Courier New" w:hint="default"/>
+      </w:rPr>
+    </w:lvl>
+    <w:lvl w:ilvl="2" w:tplc="20000005" w:tentative="1">
+      <w:start w:val="1"/>
+      <w:numFmt w:val="bullet"/>
+      <w:lvlText w:val=""/>
+      <w:lvlJc w:val="left"/>
+      <w:pPr>
+        <w:ind w:left="2160" w:hanging="360"/>
+      </w:pPr>
+      <w:rPr>
+        <w:rFonts w:ascii="Wingdings" w:hAnsi="Wingdings" w:hint="default"/>
+      </w:rPr>
+    </w:lvl>
+    <w:lvl w:ilvl="3" w:tplc="20000001" w:tentative="1">
+      <w:start w:val="1"/>
+      <w:numFmt w:val="bullet"/>
+      <w:lvlText w:val=""/>
+      <w:lvlJc w:val="left"/>
+      <w:pPr>
+        <w:ind w:left="2880" w:hanging="360"/>
+      </w:pPr>
+      <w:rPr>
+        <w:rFonts w:ascii="Symbol" w:hAnsi="Symbol" w:hint="default"/>
+      </w:rPr>
+    </w:lvl>
+    <w:lvl w:ilvl="4" w:tplc="20000003" w:tentative="1">
+      <w:start w:val="1"/>
+      <w:numFmt w:val="bullet"/>
+      <w:lvlText w:val="o"/>
+      <w:lvlJc w:val="left"/>
+      <w:pPr>
+        <w:ind w:left="3600" w:hanging="360"/>
+      </w:pPr>
+      <w:rPr>
+        <w:rFonts w:ascii="Courier New" w:hAnsi="Courier New" w:cs="Courier New" w:hint="default"/>
+      </w:rPr>
+    </w:lvl>
+    <w:lvl w:ilvl="5" w:tplc="20000005" w:tentative="1">
+      <w:start w:val="1"/>
+      <w:numFmt w:val="bullet"/>
+      <w:lvlText w:val=""/>
+      <w:lvlJc w:val="left"/>
+      <w:pPr>
+        <w:ind w:left="4320" w:hanging="360"/>
+      </w:pPr>
+      <w:rPr>
+        <w:rFonts w:ascii="Wingdings" w:hAnsi="Wingdings" w:hint="default"/>
+      </w:rPr>
+    </w:lvl>
+    <w:lvl w:ilvl="6" w:tplc="20000001" w:tentative="1">
+      <w:start w:val="1"/>
+      <w:numFmt w:val="bullet"/>
+      <w:lvlText w:val=""/>
+      <w:lvlJc w:val="left"/>
+      <w:pPr>
+        <w:ind w:left="5040" w:hanging="360"/>
+      </w:pPr>
+      <w:rPr>
+        <w:rFonts w:ascii="Symbol" w:hAnsi="Symbol" w:hint="default"/>
+      </w:rPr>
+    </w:lvl>
+    <w:lvl w:ilvl="7" w:tplc="20000003" w:tentative="1">
+      <w:start w:val="1"/>
+      <w:numFmt w:val="bullet"/>
+      <w:lvlText w:val="o"/>
+      <w:lvlJc w:val="left"/>
+      <w:pPr>
+        <w:ind w:left="5760" w:hanging="360"/>
+      </w:pPr>
+      <w:rPr>
+        <w:rFonts w:ascii="Courier New" w:hAnsi="Courier New" w:cs="Courier New" w:hint="default"/>
+      </w:rPr>
+    </w:lvl>
+    <w:lvl w:ilvl="8" w:tplc="20000005" w:tentative="1">
+      <w:start w:val="1"/>
+      <w:numFmt w:val="bullet"/>
+      <w:lvlText w:val=""/>
+      <w:lvlJc w:val="left"/>
+      <w:pPr>
+        <w:ind w:left="6480" w:hanging="360"/>
+      </w:pPr>
+      <w:rPr>
+        <w:rFonts w:ascii="Wingdings" w:hAnsi="Wingdings" w:hint="default"/>
+      </w:rPr>
+    </w:lvl>
+  </w:abstractNum>
+  <w:abstractNum w:abstractNumId="2" w15:restartNumberingAfterBreak="0">
     <w:nsid w:val="42BA129F"/>
     <w:multiLevelType w:val="hybridMultilevel"/>
     <w:tmpl w:val="D3D66DB0"/>
@@ -1761,7 +2818,7 @@
       </w:rPr>
     </w:lvl>
   </w:abstractNum>
-  <w:abstractNum w:abstractNumId="2" w15:restartNumberingAfterBreak="0">
+  <w:abstractNum w:abstractNumId="3" w15:restartNumberingAfterBreak="0">
     <w:nsid w:val="4A932FFD"/>
     <w:multiLevelType w:val="hybridMultilevel"/>
     <w:tmpl w:val="9274D64A"/>
@@ -1874,7 +2931,120 @@
       </w:rPr>
     </w:lvl>
   </w:abstractNum>
-  <w:abstractNum w:abstractNumId="3" w15:restartNumberingAfterBreak="0">
+  <w:abstractNum w:abstractNumId="4" w15:restartNumberingAfterBreak="0">
+    <w:nsid w:val="530071AA"/>
+    <w:multiLevelType w:val="hybridMultilevel"/>
+    <w:tmpl w:val="BA9C7E9E"/>
+    <w:lvl w:ilvl="0" w:tplc="20000001">
+      <w:start w:val="1"/>
+      <w:numFmt w:val="bullet"/>
+      <w:lvlText w:val=""/>
+      <w:lvlJc w:val="left"/>
+      <w:pPr>
+        <w:ind w:left="720" w:hanging="360"/>
+      </w:pPr>
+      <w:rPr>
+        <w:rFonts w:ascii="Symbol" w:hAnsi="Symbol" w:hint="default"/>
+      </w:rPr>
+    </w:lvl>
+    <w:lvl w:ilvl="1" w:tplc="20000003" w:tentative="1">
+      <w:start w:val="1"/>
+      <w:numFmt w:val="bullet"/>
+      <w:lvlText w:val="o"/>
+      <w:lvlJc w:val="left"/>
+      <w:pPr>
+        <w:ind w:left="1440" w:hanging="360"/>
+      </w:pPr>
+      <w:rPr>
+        <w:rFonts w:ascii="Courier New" w:hAnsi="Courier New" w:cs="Courier New" w:hint="default"/>
+      </w:rPr>
+    </w:lvl>
+    <w:lvl w:ilvl="2" w:tplc="20000005" w:tentative="1">
+      <w:start w:val="1"/>
+      <w:numFmt w:val="bullet"/>
+      <w:lvlText w:val=""/>
+      <w:lvlJc w:val="left"/>
+      <w:pPr>
+        <w:ind w:left="2160" w:hanging="360"/>
+      </w:pPr>
+      <w:rPr>
+        <w:rFonts w:ascii="Wingdings" w:hAnsi="Wingdings" w:hint="default"/>
+      </w:rPr>
+    </w:lvl>
+    <w:lvl w:ilvl="3" w:tplc="20000001" w:tentative="1">
+      <w:start w:val="1"/>
+      <w:numFmt w:val="bullet"/>
+      <w:lvlText w:val=""/>
+      <w:lvlJc w:val="left"/>
+      <w:pPr>
+        <w:ind w:left="2880" w:hanging="360"/>
+      </w:pPr>
+      <w:rPr>
+        <w:rFonts w:ascii="Symbol" w:hAnsi="Symbol" w:hint="default"/>
+      </w:rPr>
+    </w:lvl>
+    <w:lvl w:ilvl="4" w:tplc="20000003" w:tentative="1">
+      <w:start w:val="1"/>
+      <w:numFmt w:val="bullet"/>
+      <w:lvlText w:val="o"/>
+      <w:lvlJc w:val="left"/>
+      <w:pPr>
+        <w:ind w:left="3600" w:hanging="360"/>
+      </w:pPr>
+      <w:rPr>
+        <w:rFonts w:ascii="Courier New" w:hAnsi="Courier New" w:cs="Courier New" w:hint="default"/>
+      </w:rPr>
+    </w:lvl>
+    <w:lvl w:ilvl="5" w:tplc="20000005" w:tentative="1">
+      <w:start w:val="1"/>
+      <w:numFmt w:val="bullet"/>
+      <w:lvlText w:val=""/>
+      <w:lvlJc w:val="left"/>
+      <w:pPr>
+        <w:ind w:left="4320" w:hanging="360"/>
+      </w:pPr>
+      <w:rPr>
+        <w:rFonts w:ascii="Wingdings" w:hAnsi="Wingdings" w:hint="default"/>
+      </w:rPr>
+    </w:lvl>
+    <w:lvl w:ilvl="6" w:tplc="20000001" w:tentative="1">
+      <w:start w:val="1"/>
+      <w:numFmt w:val="bullet"/>
+      <w:lvlText w:val=""/>
+      <w:lvlJc w:val="left"/>
+      <w:pPr>
+        <w:ind w:left="5040" w:hanging="360"/>
+      </w:pPr>
+      <w:rPr>
+        <w:rFonts w:ascii="Symbol" w:hAnsi="Symbol" w:hint="default"/>
+      </w:rPr>
+    </w:lvl>
+    <w:lvl w:ilvl="7" w:tplc="20000003" w:tentative="1">
+      <w:start w:val="1"/>
+      <w:numFmt w:val="bullet"/>
+      <w:lvlText w:val="o"/>
+      <w:lvlJc w:val="left"/>
+      <w:pPr>
+        <w:ind w:left="5760" w:hanging="360"/>
+      </w:pPr>
+      <w:rPr>
+        <w:rFonts w:ascii="Courier New" w:hAnsi="Courier New" w:cs="Courier New" w:hint="default"/>
+      </w:rPr>
+    </w:lvl>
+    <w:lvl w:ilvl="8" w:tplc="20000005" w:tentative="1">
+      <w:start w:val="1"/>
+      <w:numFmt w:val="bullet"/>
+      <w:lvlText w:val=""/>
+      <w:lvlJc w:val="left"/>
+      <w:pPr>
+        <w:ind w:left="6480" w:hanging="360"/>
+      </w:pPr>
+      <w:rPr>
+        <w:rFonts w:ascii="Wingdings" w:hAnsi="Wingdings" w:hint="default"/>
+      </w:rPr>
+    </w:lvl>
+  </w:abstractNum>
+  <w:abstractNum w:abstractNumId="5" w15:restartNumberingAfterBreak="0">
     <w:nsid w:val="616830FE"/>
     <w:multiLevelType w:val="hybridMultilevel"/>
     <w:tmpl w:val="6046E150"/>
@@ -1987,7 +3157,85 @@
       </w:rPr>
     </w:lvl>
   </w:abstractNum>
-  <w:abstractNum w:abstractNumId="4" w15:restartNumberingAfterBreak="0">
+  <w:abstractNum w:abstractNumId="6" w15:restartNumberingAfterBreak="0">
+    <w:nsid w:val="64DE6515"/>
+    <w:multiLevelType w:val="hybridMultilevel"/>
+    <w:tmpl w:val="555E7B24"/>
+    <w:lvl w:ilvl="0" w:tplc="99A616F2">
+      <w:start w:val="1"/>
+      <w:numFmt w:val="bullet"/>
+      <w:lvlText w:val="•"/>
+      <w:lvlJc w:val="left"/>
+      <w:pPr>
+        <w:ind w:left="720" w:hanging="360"/>
+      </w:pPr>
+    </w:lvl>
+    <w:lvl w:ilvl="1" w:tplc="B11C2892">
+      <w:numFmt w:val="decimal"/>
+      <w:lvlText w:val=""/>
+      <w:lvlJc w:val="left"/>
+      <w:pPr>
+        <w:ind w:left="0" w:firstLine="0"/>
+      </w:pPr>
+    </w:lvl>
+    <w:lvl w:ilvl="2" w:tplc="CAE440B8">
+      <w:numFmt w:val="decimal"/>
+      <w:lvlText w:val=""/>
+      <w:lvlJc w:val="left"/>
+      <w:pPr>
+        <w:ind w:left="0" w:firstLine="0"/>
+      </w:pPr>
+    </w:lvl>
+    <w:lvl w:ilvl="3" w:tplc="5C22E01C">
+      <w:numFmt w:val="decimal"/>
+      <w:lvlText w:val=""/>
+      <w:lvlJc w:val="left"/>
+      <w:pPr>
+        <w:ind w:left="0" w:firstLine="0"/>
+      </w:pPr>
+    </w:lvl>
+    <w:lvl w:ilvl="4" w:tplc="146CC45E">
+      <w:numFmt w:val="decimal"/>
+      <w:lvlText w:val=""/>
+      <w:lvlJc w:val="left"/>
+      <w:pPr>
+        <w:ind w:left="0" w:firstLine="0"/>
+      </w:pPr>
+    </w:lvl>
+    <w:lvl w:ilvl="5" w:tplc="D4E4C5F8">
+      <w:numFmt w:val="decimal"/>
+      <w:lvlText w:val=""/>
+      <w:lvlJc w:val="left"/>
+      <w:pPr>
+        <w:ind w:left="0" w:firstLine="0"/>
+      </w:pPr>
+    </w:lvl>
+    <w:lvl w:ilvl="6" w:tplc="473E65A8">
+      <w:numFmt w:val="decimal"/>
+      <w:lvlText w:val=""/>
+      <w:lvlJc w:val="left"/>
+      <w:pPr>
+        <w:ind w:left="0" w:firstLine="0"/>
+      </w:pPr>
+    </w:lvl>
+    <w:lvl w:ilvl="7" w:tplc="50B83792">
+      <w:numFmt w:val="decimal"/>
+      <w:lvlText w:val=""/>
+      <w:lvlJc w:val="left"/>
+      <w:pPr>
+        <w:ind w:left="0" w:firstLine="0"/>
+      </w:pPr>
+    </w:lvl>
+    <w:lvl w:ilvl="8" w:tplc="600AFDB0">
+      <w:numFmt w:val="decimal"/>
+      <w:lvlText w:val=""/>
+      <w:lvlJc w:val="left"/>
+      <w:pPr>
+        <w:ind w:left="0" w:firstLine="0"/>
+      </w:pPr>
+    </w:lvl>
+  </w:abstractNum>
+  <w:abstractNum w:abstractNumId="7" w15:restartNumberingAfterBreak="0">
     <w:nsid w:val="6F3B78E5"/>
     <w:multiLevelType w:val="hybridMultilevel"/>
     <w:tmpl w:val="97B20FA2"/>
@@ -2065,7 +3313,7 @@
       </w:pPr>
     </w:lvl>
   </w:abstractNum>
-  <w:abstractNum w:abstractNumId="5" w15:restartNumberingAfterBreak="0">
+  <w:abstractNum w:abstractNumId="8" w15:restartNumberingAfterBreak="0">
     <w:nsid w:val="7CA77798"/>
     <w:multiLevelType w:val="hybridMultilevel"/>
     <w:tmpl w:val="85048D0C"/>
@@ -2155,19 +3403,37 @@
     <w:abstractNumId w:val="0"/>
   </w:num>
   <w:num w:numId="2" w16cid:durableId="390884332">
+    <w:abstractNumId w:val="8"/>
+  </w:num>
+  <w:num w:numId="3" w16cid:durableId="1496142875">
     <w:abstractNumId w:val="5"/>
   </w:num>
-  <w:num w:numId="3" w16cid:durableId="1496142875">
+  <w:num w:numId="4" w16cid:durableId="521941407">
+    <w:abstractNumId w:val="2"/>
+  </w:num>
+  <w:num w:numId="5" w16cid:durableId="2119055659">
+    <w:abstractNumId w:val="7"/>
+  </w:num>
+  <w:num w:numId="6" w16cid:durableId="121077510">
     <w:abstractNumId w:val="3"/>
   </w:num>
-  <w:num w:numId="4" w16cid:durableId="521941407">
+  <w:num w:numId="7" w16cid:durableId="64422490">
+    <w:abstractNumId w:val="4"/>
+  </w:num>
+  <w:num w:numId="8" w16cid:durableId="1905408174">
     <w:abstractNumId w:val="1"/>
   </w:num>
-  <w:num w:numId="5" w16cid:durableId="2119055659">
-    <w:abstractNumId w:val="4"/>
-  </w:num>
-  <w:num w:numId="6" w16cid:durableId="121077510">
-    <w:abstractNumId w:val="2"/>
+  <w:num w:numId="9" w16cid:durableId="1155757993">
+    <w:abstractNumId w:val="6"/>
+    <w:lvlOverride w:ilvl="0"/>
+    <w:lvlOverride w:ilvl="1"/>
+    <w:lvlOverride w:ilvl="2"/>
+    <w:lvlOverride w:ilvl="3"/>
+    <w:lvlOverride w:ilvl="4"/>
+    <w:lvlOverride w:ilvl="5"/>
+    <w:lvlOverride w:ilvl="6"/>
+    <w:lvlOverride w:ilvl="7"/>
+    <w:lvlOverride w:ilvl="8"/>
   </w:num>
 </w:numbering>
 </file>
@@ -2572,6 +3838,7 @@
   <w:style w:type="paragraph" w:default="1" w:styleId="Normal">
     <w:name w:val="Normal"/>
     <w:qFormat/>
+    <w:rsid w:val="006024D8"/>
   </w:style>
   <w:style w:type="paragraph" w:styleId="Heading1">
     <w:name w:val="heading 1"/>
